--- a/DB/재정부/ADM-101_재정관리규정_사랑과평안의교회.docx
+++ b/DB/재정부/ADM-101_재정관리규정_사랑과평안의교회.docx
@@ -33,9 +33,6 @@
     </w:p>
     <w:p>
       <w:pPr>
-        <w:pBdr>
-          <w:bottom w:val="single" w:color="C8714A" w:sz="8"/>
-        </w:pBdr>
         <w:spacing w:after="160" w:before="0"/>
         <w:jc w:val="center"/>
       </w:pPr>
@@ -138,7 +135,7 @@
               <w:bottom w:val="single" w:color="B0C8E0" w:sz="4"/>
               <w:right w:val="single" w:color="B0C8E0" w:sz="4"/>
             </w:tcBorders>
-            <w:shd w:fill="EAF1F8" w:val="clear"/>
+            <w:shd w:fill="FFFFFF" w:val="clear"/>
             <w:tcMar>
               <w:top w:type="dxa" w:w="80"/>
               <w:left w:type="dxa" w:w="160"/>
@@ -202,7 +199,7 @@
               <w:bottom w:val="single" w:color="B0C8E0" w:sz="4"/>
               <w:right w:val="single" w:color="B0C8E0" w:sz="4"/>
             </w:tcBorders>
-            <w:shd w:fill="EAF1F8" w:val="clear"/>
+            <w:shd w:fill="FFFFFF" w:val="clear"/>
             <w:tcMar>
               <w:top w:type="dxa" w:w="80"/>
               <w:left w:type="dxa" w:w="160"/>
@@ -266,7 +263,7 @@
               <w:bottom w:val="single" w:color="B0C8E0" w:sz="4"/>
               <w:right w:val="single" w:color="B0C8E0" w:sz="4"/>
             </w:tcBorders>
-            <w:shd w:fill="EAF1F8" w:val="clear"/>
+            <w:shd w:fill="FFFFFF" w:val="clear"/>
             <w:tcMar>
               <w:top w:type="dxa" w:w="80"/>
               <w:left w:type="dxa" w:w="160"/>
@@ -330,7 +327,7 @@
               <w:bottom w:val="single" w:color="B0C8E0" w:sz="4"/>
               <w:right w:val="single" w:color="B0C8E0" w:sz="4"/>
             </w:tcBorders>
-            <w:shd w:fill="EAF1F8" w:val="clear"/>
+            <w:shd w:fill="FFFFFF" w:val="clear"/>
             <w:tcMar>
               <w:top w:type="dxa" w:w="80"/>
               <w:left w:type="dxa" w:w="160"/>
@@ -394,7 +391,7 @@
               <w:bottom w:val="single" w:color="B0C8E0" w:sz="4"/>
               <w:right w:val="single" w:color="B0C8E0" w:sz="4"/>
             </w:tcBorders>
-            <w:shd w:fill="EAF1F8" w:val="clear"/>
+            <w:shd w:fill="FFFFFF" w:val="clear"/>
             <w:tcMar>
               <w:top w:type="dxa" w:w="80"/>
               <w:left w:type="dxa" w:w="160"/>
@@ -443,7 +440,7 @@
                 <w:sz w:val="18"/>
                 <w:szCs w:val="18"/>
               </w:rPr>
-              <w:t xml:space="preserve">—</w:t>
+              <w:t>말미 [개정 이력] 표 참조</w:t>
             </w:r>
           </w:p>
         </w:tc>
@@ -458,7 +455,7 @@
               <w:bottom w:val="single" w:color="B0C8E0" w:sz="4"/>
               <w:right w:val="single" w:color="B0C8E0" w:sz="4"/>
             </w:tcBorders>
-            <w:shd w:fill="EAF1F8" w:val="clear"/>
+            <w:shd w:fill="FFFFFF" w:val="clear"/>
             <w:tcMar>
               <w:top w:type="dxa" w:w="80"/>
               <w:left w:type="dxa" w:w="160"/>
@@ -886,10 +883,7 @@
     </w:p>
     <w:p>
       <w:pPr>
-        <w:pBdr>
-          <w:bottom w:val="single" w:color="C8714A" w:sz="8"/>
-        </w:pBdr>
-        <w:shd w:fill="1A3A5C" w:val="clear"/>
+        <w:shd w:fill="FFFFFF" w:val="clear"/>
         <w:spacing w:after="200" w:before="440"/>
         <w:jc w:val="center"/>
       </w:pPr>
@@ -898,7 +892,7 @@
           <w:rFonts w:ascii="맑은 고딕" w:cs="맑은 고딕" w:eastAsia="맑은 고딕" w:hAnsi="맑은 고딕"/>
           <w:b/>
           <w:bCs/>
-          <w:color w:val="FFFFFF"/>
+          <w:color w:val="1A1A1A"/>
           <w:sz w:val="27"/>
           <w:szCs w:val="27"/>
         </w:rPr>
@@ -930,9 +924,6 @@
     </w:p>
     <w:p>
       <w:pPr>
-        <w:pBdr>
-          <w:left w:val="single" w:color="C8714A" w:sz="12"/>
-        </w:pBdr>
         <w:spacing w:after="60" w:before="260"/>
         <w:ind w:left="180"/>
       </w:pPr>
@@ -980,9 +971,6 @@
     </w:p>
     <w:p>
       <w:pPr>
-        <w:pBdr>
-          <w:left w:val="single" w:color="C8714A" w:sz="12"/>
-        </w:pBdr>
         <w:spacing w:after="60" w:before="260"/>
         <w:ind w:left="180"/>
       </w:pPr>
@@ -1094,9 +1082,6 @@
     </w:p>
     <w:p>
       <w:pPr>
-        <w:pBdr>
-          <w:left w:val="single" w:color="C8714A" w:sz="12"/>
-        </w:pBdr>
         <w:spacing w:after="60" w:before="260"/>
         <w:ind w:left="180"/>
       </w:pPr>
@@ -1176,9 +1161,6 @@
     </w:p>
     <w:p>
       <w:pPr>
-        <w:pBdr>
-          <w:left w:val="single" w:color="C8714A" w:sz="12"/>
-        </w:pBdr>
         <w:spacing w:after="60" w:before="260"/>
         <w:ind w:left="180"/>
       </w:pPr>
@@ -1228,12 +1210,12 @@
       <w:tblPr>
         <w:tblW w:type="dxa" w:w="9070"/>
         <w:tblBorders>
-          <w:top w:val="single" w:color="auto" w:sz="4"/>
-          <w:left w:val="single" w:color="auto" w:sz="4"/>
-          <w:bottom w:val="single" w:color="auto" w:sz="4"/>
-          <w:right w:val="single" w:color="auto" w:sz="4"/>
-          <w:insideH w:val="single" w:color="auto" w:sz="4"/>
-          <w:insideV w:val="single" w:color="auto" w:sz="4"/>
+          <w:top w:val="nil"/>
+          <w:left w:val="nil"/>
+          <w:bottom w:val="nil"/>
+          <w:right w:val="nil"/>
+          <w:insideH w:val="nil"/>
+          <w:insideV w:val="nil"/>
         </w:tblBorders>
       </w:tblPr>
       <w:tblGrid>
@@ -1243,13 +1225,7 @@
         <w:tc>
           <w:tcPr>
             <w:tcW w:type="dxa" w:w="9070"/>
-            <w:tcBorders>
-              <w:top w:val="single" w:color="2E6DA4" w:sz="4"/>
-              <w:left w:val="single" w:color="2E6DA4" w:sz="10"/>
-              <w:bottom w:val="single" w:color="2E6DA4" w:sz="4"/>
-              <w:right w:val="none" w:color="FFFFFF" w:sz="0"/>
-            </w:tcBorders>
-            <w:shd w:fill="EAF1F8" w:val="clear"/>
+            <w:shd w:fill="FFFFFF" w:val="clear"/>
             <w:tcMar>
               <w:top w:type="dxa" w:w="120"/>
               <w:left w:type="dxa" w:w="240"/>
@@ -1320,10 +1296,7 @@
     </w:p>
     <w:p>
       <w:pPr>
-        <w:pBdr>
-          <w:bottom w:val="single" w:color="C8714A" w:sz="8"/>
-        </w:pBdr>
-        <w:shd w:fill="1A3A5C" w:val="clear"/>
+        <w:shd w:fill="FFFFFF" w:val="clear"/>
         <w:spacing w:after="200" w:before="440"/>
         <w:jc w:val="center"/>
       </w:pPr>
@@ -1332,7 +1305,7 @@
           <w:rFonts w:ascii="맑은 고딕" w:cs="맑은 고딕" w:eastAsia="맑은 고딕" w:hAnsi="맑은 고딕"/>
           <w:b/>
           <w:bCs/>
-          <w:color w:val="FFFFFF"/>
+          <w:color w:val="1A1A1A"/>
           <w:sz w:val="27"/>
           <w:szCs w:val="27"/>
         </w:rPr>
@@ -1364,9 +1337,6 @@
     </w:p>
     <w:p>
       <w:pPr>
-        <w:pBdr>
-          <w:left w:val="single" w:color="C8714A" w:sz="12"/>
-        </w:pBdr>
         <w:spacing w:after="60" w:before="260"/>
         <w:ind w:left="180"/>
       </w:pPr>
@@ -1439,7 +1409,7 @@
               <w:bottom w:val="single" w:color="B0C8E0" w:sz="4"/>
               <w:right w:val="single" w:color="B0C8E0" w:sz="4"/>
             </w:tcBorders>
-            <w:shd w:fill="1A3A5C" w:val="clear"/>
+            <w:shd w:fill="FFFFFF" w:val="clear"/>
             <w:tcMar>
               <w:top w:type="dxa" w:w="80"/>
               <w:left w:type="dxa" w:w="120"/>
@@ -1456,7 +1426,7 @@
                 <w:rFonts w:ascii="맑은 고딕" w:cs="맑은 고딕" w:eastAsia="맑은 고딕" w:hAnsi="맑은 고딕"/>
                 <w:b/>
                 <w:bCs/>
-                <w:color w:val="FFFFFF"/>
+                <w:color w:val="1A1A1A"/>
                 <w:sz w:val="17"/>
                 <w:szCs w:val="17"/>
               </w:rPr>
@@ -1473,7 +1443,7 @@
               <w:bottom w:val="single" w:color="B0C8E0" w:sz="4"/>
               <w:right w:val="single" w:color="B0C8E0" w:sz="4"/>
             </w:tcBorders>
-            <w:shd w:fill="1A3A5C" w:val="clear"/>
+            <w:shd w:fill="FFFFFF" w:val="clear"/>
             <w:tcMar>
               <w:top w:type="dxa" w:w="80"/>
               <w:left w:type="dxa" w:w="120"/>
@@ -1490,7 +1460,7 @@
                 <w:rFonts w:ascii="맑은 고딕" w:cs="맑은 고딕" w:eastAsia="맑은 고딕" w:hAnsi="맑은 고딕"/>
                 <w:b/>
                 <w:bCs/>
-                <w:color w:val="FFFFFF"/>
+                <w:color w:val="1A1A1A"/>
                 <w:sz w:val="17"/>
                 <w:szCs w:val="17"/>
               </w:rPr>
@@ -1507,7 +1477,7 @@
               <w:bottom w:val="single" w:color="B0C8E0" w:sz="4"/>
               <w:right w:val="single" w:color="B0C8E0" w:sz="4"/>
             </w:tcBorders>
-            <w:shd w:fill="1A3A5C" w:val="clear"/>
+            <w:shd w:fill="FFFFFF" w:val="clear"/>
             <w:tcMar>
               <w:top w:type="dxa" w:w="80"/>
               <w:left w:type="dxa" w:w="120"/>
@@ -1524,7 +1494,7 @@
                 <w:rFonts w:ascii="맑은 고딕" w:cs="맑은 고딕" w:eastAsia="맑은 고딕" w:hAnsi="맑은 고딕"/>
                 <w:b/>
                 <w:bCs/>
-                <w:color w:val="FFFFFF"/>
+                <w:color w:val="1A1A1A"/>
                 <w:sz w:val="17"/>
                 <w:szCs w:val="17"/>
               </w:rPr>
@@ -1543,7 +1513,7 @@
               <w:bottom w:val="single" w:color="B0C8E0" w:sz="4"/>
               <w:right w:val="single" w:color="B0C8E0" w:sz="4"/>
             </w:tcBorders>
-            <w:shd w:fill="EAF1F8" w:val="clear"/>
+            <w:shd w:fill="FFFFFF" w:val="clear"/>
             <w:tcMar>
               <w:top w:type="dxa" w:w="70"/>
               <w:left w:type="dxa" w:w="120"/>
@@ -1577,7 +1547,7 @@
               <w:bottom w:val="single" w:color="B0C8E0" w:sz="4"/>
               <w:right w:val="single" w:color="B0C8E0" w:sz="4"/>
             </w:tcBorders>
-            <w:shd w:fill="EAF1F8" w:val="clear"/>
+            <w:shd w:fill="FFFFFF" w:val="clear"/>
             <w:tcMar>
               <w:top w:type="dxa" w:w="70"/>
               <w:left w:type="dxa" w:w="120"/>
@@ -1606,7 +1576,7 @@
               <w:bottom w:val="single" w:color="B0C8E0" w:sz="4"/>
               <w:right w:val="single" w:color="B0C8E0" w:sz="4"/>
             </w:tcBorders>
-            <w:shd w:fill="EAF1F8" w:val="clear"/>
+            <w:shd w:fill="FFFFFF" w:val="clear"/>
             <w:tcMar>
               <w:top w:type="dxa" w:w="70"/>
               <w:left w:type="dxa" w:w="120"/>
@@ -1731,7 +1701,7 @@
               <w:bottom w:val="single" w:color="B0C8E0" w:sz="4"/>
               <w:right w:val="single" w:color="B0C8E0" w:sz="4"/>
             </w:tcBorders>
-            <w:shd w:fill="EAF1F8" w:val="clear"/>
+            <w:shd w:fill="FFFFFF" w:val="clear"/>
             <w:tcMar>
               <w:top w:type="dxa" w:w="70"/>
               <w:left w:type="dxa" w:w="120"/>
@@ -1765,7 +1735,7 @@
               <w:bottom w:val="single" w:color="B0C8E0" w:sz="4"/>
               <w:right w:val="single" w:color="B0C8E0" w:sz="4"/>
             </w:tcBorders>
-            <w:shd w:fill="EAF1F8" w:val="clear"/>
+            <w:shd w:fill="FFFFFF" w:val="clear"/>
             <w:tcMar>
               <w:top w:type="dxa" w:w="70"/>
               <w:left w:type="dxa" w:w="120"/>
@@ -1794,7 +1764,7 @@
               <w:bottom w:val="single" w:color="B0C8E0" w:sz="4"/>
               <w:right w:val="single" w:color="B0C8E0" w:sz="4"/>
             </w:tcBorders>
-            <w:shd w:fill="EAF1F8" w:val="clear"/>
+            <w:shd w:fill="FFFFFF" w:val="clear"/>
             <w:tcMar>
               <w:top w:type="dxa" w:w="70"/>
               <w:left w:type="dxa" w:w="120"/>
@@ -1926,9 +1896,6 @@
     </w:p>
     <w:p>
       <w:pPr>
-        <w:pBdr>
-          <w:left w:val="single" w:color="C8714A" w:sz="12"/>
-        </w:pBdr>
         <w:spacing w:after="60" w:before="260"/>
         <w:ind w:left="180"/>
       </w:pPr>
@@ -2040,9 +2007,6 @@
     </w:p>
     <w:p>
       <w:pPr>
-        <w:pBdr>
-          <w:left w:val="single" w:color="C8714A" w:sz="12"/>
-        </w:pBdr>
         <w:spacing w:after="60" w:before="260"/>
         <w:ind w:left="180"/>
       </w:pPr>
@@ -2106,9 +2070,6 @@
     </w:p>
     <w:p>
       <w:pPr>
-        <w:pBdr>
-          <w:left w:val="single" w:color="C8714A" w:sz="12"/>
-        </w:pBdr>
         <w:spacing w:after="60" w:before="260"/>
         <w:ind w:left="180"/>
       </w:pPr>
@@ -2188,9 +2149,6 @@
     </w:p>
     <w:p>
       <w:pPr>
-        <w:pBdr>
-          <w:left w:val="single" w:color="C8714A" w:sz="12"/>
-        </w:pBdr>
         <w:spacing w:after="60" w:before="260"/>
         <w:ind w:left="180"/>
       </w:pPr>
@@ -2254,9 +2212,6 @@
     </w:p>
     <w:p>
       <w:pPr>
-        <w:pBdr>
-          <w:left w:val="single" w:color="C8714A" w:sz="12"/>
-        </w:pBdr>
         <w:spacing w:after="60" w:before="260"/>
         <w:ind w:left="180"/>
       </w:pPr>
@@ -2320,10 +2275,7 @@
     </w:p>
     <w:p>
       <w:pPr>
-        <w:pBdr>
-          <w:bottom w:val="single" w:color="C8714A" w:sz="8"/>
-        </w:pBdr>
-        <w:shd w:fill="1A3A5C" w:val="clear"/>
+        <w:shd w:fill="FFFFFF" w:val="clear"/>
         <w:spacing w:after="200" w:before="440"/>
         <w:jc w:val="center"/>
       </w:pPr>
@@ -2332,7 +2284,7 @@
           <w:rFonts w:ascii="맑은 고딕" w:cs="맑은 고딕" w:eastAsia="맑은 고딕" w:hAnsi="맑은 고딕"/>
           <w:b/>
           <w:bCs/>
-          <w:color w:val="FFFFFF"/>
+          <w:color w:val="1A1A1A"/>
           <w:sz w:val="27"/>
           <w:szCs w:val="27"/>
         </w:rPr>
@@ -2364,9 +2316,6 @@
     </w:p>
     <w:p>
       <w:pPr>
-        <w:pBdr>
-          <w:left w:val="single" w:color="C8714A" w:sz="12"/>
-        </w:pBdr>
         <w:spacing w:after="60" w:before="260"/>
         <w:ind w:left="180"/>
       </w:pPr>
@@ -2439,7 +2388,7 @@
               <w:bottom w:val="single" w:color="B0C8E0" w:sz="4"/>
               <w:right w:val="single" w:color="B0C8E0" w:sz="4"/>
             </w:tcBorders>
-            <w:shd w:fill="1A3A5C" w:val="clear"/>
+            <w:shd w:fill="FFFFFF" w:val="clear"/>
             <w:tcMar>
               <w:top w:type="dxa" w:w="80"/>
               <w:left w:type="dxa" w:w="100"/>
@@ -2456,7 +2405,7 @@
                 <w:rFonts w:ascii="맑은 고딕" w:cs="맑은 고딕" w:eastAsia="맑은 고딕" w:hAnsi="맑은 고딕"/>
                 <w:b/>
                 <w:bCs/>
-                <w:color w:val="FFFFFF"/>
+                <w:color w:val="1A1A1A"/>
                 <w:sz w:val="17"/>
                 <w:szCs w:val="17"/>
               </w:rPr>
@@ -2473,7 +2422,7 @@
               <w:bottom w:val="single" w:color="B0C8E0" w:sz="4"/>
               <w:right w:val="single" w:color="B0C8E0" w:sz="4"/>
             </w:tcBorders>
-            <w:shd w:fill="1A3A5C" w:val="clear"/>
+            <w:shd w:fill="FFFFFF" w:val="clear"/>
             <w:tcMar>
               <w:top w:type="dxa" w:w="80"/>
               <w:left w:type="dxa" w:w="100"/>
@@ -2490,7 +2439,7 @@
                 <w:rFonts w:ascii="맑은 고딕" w:cs="맑은 고딕" w:eastAsia="맑은 고딕" w:hAnsi="맑은 고딕"/>
                 <w:b/>
                 <w:bCs/>
-                <w:color w:val="FFFFFF"/>
+                <w:color w:val="1A1A1A"/>
                 <w:sz w:val="17"/>
                 <w:szCs w:val="17"/>
               </w:rPr>
@@ -2507,7 +2456,7 @@
               <w:bottom w:val="single" w:color="B0C8E0" w:sz="4"/>
               <w:right w:val="single" w:color="B0C8E0" w:sz="4"/>
             </w:tcBorders>
-            <w:shd w:fill="1A3A5C" w:val="clear"/>
+            <w:shd w:fill="FFFFFF" w:val="clear"/>
             <w:tcMar>
               <w:top w:type="dxa" w:w="80"/>
               <w:left w:type="dxa" w:w="100"/>
@@ -2524,7 +2473,7 @@
                 <w:rFonts w:ascii="맑은 고딕" w:cs="맑은 고딕" w:eastAsia="맑은 고딕" w:hAnsi="맑은 고딕"/>
                 <w:b/>
                 <w:bCs/>
-                <w:color w:val="FFFFFF"/>
+                <w:color w:val="1A1A1A"/>
                 <w:sz w:val="17"/>
                 <w:szCs w:val="17"/>
               </w:rPr>
@@ -2543,7 +2492,7 @@
               <w:bottom w:val="single" w:color="B0C8E0" w:sz="4"/>
               <w:right w:val="single" w:color="B0C8E0" w:sz="4"/>
             </w:tcBorders>
-            <w:shd w:fill="EAF1F8" w:val="clear"/>
+            <w:shd w:fill="FFFFFF" w:val="clear"/>
             <w:tcMar>
               <w:top w:type="dxa" w:w="70"/>
               <w:left w:type="dxa" w:w="100"/>
@@ -2574,7 +2523,7 @@
               <w:bottom w:val="single" w:color="B0C8E0" w:sz="4"/>
               <w:right w:val="single" w:color="B0C8E0" w:sz="4"/>
             </w:tcBorders>
-            <w:shd w:fill="EAF1F8" w:val="clear"/>
+            <w:shd w:fill="FFFFFF" w:val="clear"/>
             <w:tcMar>
               <w:top w:type="dxa" w:w="70"/>
               <w:left w:type="dxa" w:w="100"/>
@@ -2605,7 +2554,7 @@
               <w:bottom w:val="single" w:color="B0C8E0" w:sz="4"/>
               <w:right w:val="single" w:color="B0C8E0" w:sz="4"/>
             </w:tcBorders>
-            <w:shd w:fill="EAF1F8" w:val="clear"/>
+            <w:shd w:fill="FFFFFF" w:val="clear"/>
             <w:tcMar>
               <w:top w:type="dxa" w:w="70"/>
               <w:left w:type="dxa" w:w="100"/>
@@ -2733,7 +2682,7 @@
               <w:bottom w:val="single" w:color="B0C8E0" w:sz="4"/>
               <w:right w:val="single" w:color="B0C8E0" w:sz="4"/>
             </w:tcBorders>
-            <w:shd w:fill="EAF1F8" w:val="clear"/>
+            <w:shd w:fill="FFFFFF" w:val="clear"/>
             <w:tcMar>
               <w:top w:type="dxa" w:w="70"/>
               <w:left w:type="dxa" w:w="100"/>
@@ -2764,7 +2713,7 @@
               <w:bottom w:val="single" w:color="B0C8E0" w:sz="4"/>
               <w:right w:val="single" w:color="B0C8E0" w:sz="4"/>
             </w:tcBorders>
-            <w:shd w:fill="EAF1F8" w:val="clear"/>
+            <w:shd w:fill="FFFFFF" w:val="clear"/>
             <w:tcMar>
               <w:top w:type="dxa" w:w="70"/>
               <w:left w:type="dxa" w:w="100"/>
@@ -2795,7 +2744,7 @@
               <w:bottom w:val="single" w:color="B0C8E0" w:sz="4"/>
               <w:right w:val="single" w:color="B0C8E0" w:sz="4"/>
             </w:tcBorders>
-            <w:shd w:fill="EAF1F8" w:val="clear"/>
+            <w:shd w:fill="FFFFFF" w:val="clear"/>
             <w:tcMar>
               <w:top w:type="dxa" w:w="70"/>
               <w:left w:type="dxa" w:w="100"/>
@@ -2923,7 +2872,7 @@
               <w:bottom w:val="single" w:color="B0C8E0" w:sz="4"/>
               <w:right w:val="single" w:color="B0C8E0" w:sz="4"/>
             </w:tcBorders>
-            <w:shd w:fill="EAF1F8" w:val="clear"/>
+            <w:shd w:fill="FFFFFF" w:val="clear"/>
             <w:tcMar>
               <w:top w:type="dxa" w:w="70"/>
               <w:left w:type="dxa" w:w="100"/>
@@ -2954,7 +2903,7 @@
               <w:bottom w:val="single" w:color="B0C8E0" w:sz="4"/>
               <w:right w:val="single" w:color="B0C8E0" w:sz="4"/>
             </w:tcBorders>
-            <w:shd w:fill="EAF1F8" w:val="clear"/>
+            <w:shd w:fill="FFFFFF" w:val="clear"/>
             <w:tcMar>
               <w:top w:type="dxa" w:w="70"/>
               <w:left w:type="dxa" w:w="100"/>
@@ -2985,7 +2934,7 @@
               <w:bottom w:val="single" w:color="B0C8E0" w:sz="4"/>
               <w:right w:val="single" w:color="B0C8E0" w:sz="4"/>
             </w:tcBorders>
-            <w:shd w:fill="EAF1F8" w:val="clear"/>
+            <w:shd w:fill="FFFFFF" w:val="clear"/>
             <w:tcMar>
               <w:top w:type="dxa" w:w="70"/>
               <w:left w:type="dxa" w:w="100"/>
@@ -3113,7 +3062,7 @@
               <w:bottom w:val="single" w:color="B0C8E0" w:sz="4"/>
               <w:right w:val="single" w:color="B0C8E0" w:sz="4"/>
             </w:tcBorders>
-            <w:shd w:fill="EAF1F8" w:val="clear"/>
+            <w:shd w:fill="FFFFFF" w:val="clear"/>
             <w:tcMar>
               <w:top w:type="dxa" w:w="70"/>
               <w:left w:type="dxa" w:w="100"/>
@@ -3144,7 +3093,7 @@
               <w:bottom w:val="single" w:color="B0C8E0" w:sz="4"/>
               <w:right w:val="single" w:color="B0C8E0" w:sz="4"/>
             </w:tcBorders>
-            <w:shd w:fill="EAF1F8" w:val="clear"/>
+            <w:shd w:fill="FFFFFF" w:val="clear"/>
             <w:tcMar>
               <w:top w:type="dxa" w:w="70"/>
               <w:left w:type="dxa" w:w="100"/>
@@ -3175,7 +3124,7 @@
               <w:bottom w:val="single" w:color="B0C8E0" w:sz="4"/>
               <w:right w:val="single" w:color="B0C8E0" w:sz="4"/>
             </w:tcBorders>
-            <w:shd w:fill="EAF1F8" w:val="clear"/>
+            <w:shd w:fill="FFFFFF" w:val="clear"/>
             <w:tcMar>
               <w:top w:type="dxa" w:w="70"/>
               <w:left w:type="dxa" w:w="100"/>
@@ -3310,9 +3259,6 @@
     </w:p>
     <w:p>
       <w:pPr>
-        <w:pBdr>
-          <w:left w:val="single" w:color="C8714A" w:sz="12"/>
-        </w:pBdr>
         <w:spacing w:after="60" w:before="260"/>
         <w:ind w:left="180"/>
       </w:pPr>
@@ -3392,9 +3338,6 @@
     </w:p>
     <w:p>
       <w:pPr>
-        <w:pBdr>
-          <w:left w:val="single" w:color="C8714A" w:sz="12"/>
-        </w:pBdr>
         <w:spacing w:after="60" w:before="260"/>
         <w:ind w:left="180"/>
       </w:pPr>
@@ -3490,9 +3433,6 @@
     </w:p>
     <w:p>
       <w:pPr>
-        <w:pBdr>
-          <w:left w:val="single" w:color="C8714A" w:sz="12"/>
-        </w:pBdr>
         <w:spacing w:after="60" w:before="260"/>
         <w:ind w:left="180"/>
       </w:pPr>
@@ -3556,9 +3496,6 @@
     </w:p>
     <w:p>
       <w:pPr>
-        <w:pBdr>
-          <w:left w:val="single" w:color="C8714A" w:sz="12"/>
-        </w:pBdr>
         <w:spacing w:after="60" w:before="260"/>
         <w:ind w:left="180"/>
       </w:pPr>
@@ -3638,9 +3575,6 @@
     </w:p>
     <w:p>
       <w:pPr>
-        <w:pBdr>
-          <w:left w:val="single" w:color="C8714A" w:sz="12"/>
-        </w:pBdr>
         <w:spacing w:after="60" w:before="260"/>
         <w:ind w:left="180"/>
       </w:pPr>
@@ -3720,10 +3654,7 @@
     </w:p>
     <w:p>
       <w:pPr>
-        <w:pBdr>
-          <w:bottom w:val="single" w:color="C8714A" w:sz="8"/>
-        </w:pBdr>
-        <w:shd w:fill="1A3A5C" w:val="clear"/>
+        <w:shd w:fill="FFFFFF" w:val="clear"/>
         <w:spacing w:after="200" w:before="440"/>
         <w:jc w:val="center"/>
       </w:pPr>
@@ -3732,7 +3663,7 @@
           <w:rFonts w:ascii="맑은 고딕" w:cs="맑은 고딕" w:eastAsia="맑은 고딕" w:hAnsi="맑은 고딕"/>
           <w:b/>
           <w:bCs/>
-          <w:color w:val="FFFFFF"/>
+          <w:color w:val="1A1A1A"/>
           <w:sz w:val="27"/>
           <w:szCs w:val="27"/>
         </w:rPr>
@@ -3764,9 +3695,6 @@
     </w:p>
     <w:p>
       <w:pPr>
-        <w:pBdr>
-          <w:left w:val="single" w:color="C8714A" w:sz="12"/>
-        </w:pBdr>
         <w:spacing w:after="60" w:before="260"/>
         <w:ind w:left="180"/>
       </w:pPr>
@@ -3840,7 +3768,7 @@
               <w:bottom w:val="single" w:color="B0C8E0" w:sz="4"/>
               <w:right w:val="single" w:color="B0C8E0" w:sz="4"/>
             </w:tcBorders>
-            <w:shd w:fill="1A3A5C" w:val="clear"/>
+            <w:shd w:fill="FFFFFF" w:val="clear"/>
             <w:tcMar>
               <w:top w:type="dxa" w:w="80"/>
               <w:left w:type="dxa" w:w="100"/>
@@ -3857,7 +3785,7 @@
                 <w:rFonts w:ascii="맑은 고딕" w:cs="맑은 고딕" w:eastAsia="맑은 고딕" w:hAnsi="맑은 고딕"/>
                 <w:b/>
                 <w:bCs/>
-                <w:color w:val="FFFFFF"/>
+                <w:color w:val="1A1A1A"/>
                 <w:sz w:val="17"/>
                 <w:szCs w:val="17"/>
               </w:rPr>
@@ -3874,7 +3802,7 @@
               <w:bottom w:val="single" w:color="B0C8E0" w:sz="4"/>
               <w:right w:val="single" w:color="B0C8E0" w:sz="4"/>
             </w:tcBorders>
-            <w:shd w:fill="1A3A5C" w:val="clear"/>
+            <w:shd w:fill="FFFFFF" w:val="clear"/>
             <w:tcMar>
               <w:top w:type="dxa" w:w="80"/>
               <w:left w:type="dxa" w:w="100"/>
@@ -3891,7 +3819,7 @@
                 <w:rFonts w:ascii="맑은 고딕" w:cs="맑은 고딕" w:eastAsia="맑은 고딕" w:hAnsi="맑은 고딕"/>
                 <w:b/>
                 <w:bCs/>
-                <w:color w:val="FFFFFF"/>
+                <w:color w:val="1A1A1A"/>
                 <w:sz w:val="17"/>
                 <w:szCs w:val="17"/>
               </w:rPr>
@@ -3908,7 +3836,7 @@
               <w:bottom w:val="single" w:color="B0C8E0" w:sz="4"/>
               <w:right w:val="single" w:color="B0C8E0" w:sz="4"/>
             </w:tcBorders>
-            <w:shd w:fill="1A3A5C" w:val="clear"/>
+            <w:shd w:fill="FFFFFF" w:val="clear"/>
             <w:tcMar>
               <w:top w:type="dxa" w:w="80"/>
               <w:left w:type="dxa" w:w="100"/>
@@ -3925,7 +3853,7 @@
                 <w:rFonts w:ascii="맑은 고딕" w:cs="맑은 고딕" w:eastAsia="맑은 고딕" w:hAnsi="맑은 고딕"/>
                 <w:b/>
                 <w:bCs/>
-                <w:color w:val="FFFFFF"/>
+                <w:color w:val="1A1A1A"/>
                 <w:sz w:val="17"/>
                 <w:szCs w:val="17"/>
               </w:rPr>
@@ -3942,7 +3870,7 @@
               <w:bottom w:val="single" w:color="B0C8E0" w:sz="4"/>
               <w:right w:val="single" w:color="B0C8E0" w:sz="4"/>
             </w:tcBorders>
-            <w:shd w:fill="1A3A5C" w:val="clear"/>
+            <w:shd w:fill="FFFFFF" w:val="clear"/>
             <w:tcMar>
               <w:top w:type="dxa" w:w="80"/>
               <w:left w:type="dxa" w:w="100"/>
@@ -3959,7 +3887,7 @@
                 <w:rFonts w:ascii="맑은 고딕" w:cs="맑은 고딕" w:eastAsia="맑은 고딕" w:hAnsi="맑은 고딕"/>
                 <w:b/>
                 <w:bCs/>
-                <w:color w:val="FFFFFF"/>
+                <w:color w:val="1A1A1A"/>
                 <w:sz w:val="17"/>
                 <w:szCs w:val="17"/>
               </w:rPr>
@@ -3978,7 +3906,7 @@
               <w:bottom w:val="single" w:color="B0C8E0" w:sz="4"/>
               <w:right w:val="single" w:color="B0C8E0" w:sz="4"/>
             </w:tcBorders>
-            <w:shd w:fill="EAF1F8" w:val="clear"/>
+            <w:shd w:fill="FFFFFF" w:val="clear"/>
             <w:tcMar>
               <w:top w:type="dxa" w:w="70"/>
               <w:left w:type="dxa" w:w="100"/>
@@ -4009,7 +3937,7 @@
               <w:bottom w:val="single" w:color="B0C8E0" w:sz="4"/>
               <w:right w:val="single" w:color="B0C8E0" w:sz="4"/>
             </w:tcBorders>
-            <w:shd w:fill="EAF1F8" w:val="clear"/>
+            <w:shd w:fill="FFFFFF" w:val="clear"/>
             <w:tcMar>
               <w:top w:type="dxa" w:w="70"/>
               <w:left w:type="dxa" w:w="100"/>
@@ -4040,7 +3968,7 @@
               <w:bottom w:val="single" w:color="B0C8E0" w:sz="4"/>
               <w:right w:val="single" w:color="B0C8E0" w:sz="4"/>
             </w:tcBorders>
-            <w:shd w:fill="EAF1F8" w:val="clear"/>
+            <w:shd w:fill="FFFFFF" w:val="clear"/>
             <w:tcMar>
               <w:top w:type="dxa" w:w="70"/>
               <w:left w:type="dxa" w:w="100"/>
@@ -4071,7 +3999,7 @@
               <w:bottom w:val="single" w:color="B0C8E0" w:sz="4"/>
               <w:right w:val="single" w:color="B0C8E0" w:sz="4"/>
             </w:tcBorders>
-            <w:shd w:fill="EAF1F8" w:val="clear"/>
+            <w:shd w:fill="FFFFFF" w:val="clear"/>
             <w:tcMar>
               <w:top w:type="dxa" w:w="70"/>
               <w:left w:type="dxa" w:w="100"/>
@@ -4230,7 +4158,7 @@
               <w:bottom w:val="single" w:color="B0C8E0" w:sz="4"/>
               <w:right w:val="single" w:color="B0C8E0" w:sz="4"/>
             </w:tcBorders>
-            <w:shd w:fill="EAF1F8" w:val="clear"/>
+            <w:shd w:fill="FFFFFF" w:val="clear"/>
             <w:tcMar>
               <w:top w:type="dxa" w:w="70"/>
               <w:left w:type="dxa" w:w="100"/>
@@ -4261,7 +4189,7 @@
               <w:bottom w:val="single" w:color="B0C8E0" w:sz="4"/>
               <w:right w:val="single" w:color="B0C8E0" w:sz="4"/>
             </w:tcBorders>
-            <w:shd w:fill="EAF1F8" w:val="clear"/>
+            <w:shd w:fill="FFFFFF" w:val="clear"/>
             <w:tcMar>
               <w:top w:type="dxa" w:w="70"/>
               <w:left w:type="dxa" w:w="100"/>
@@ -4292,7 +4220,7 @@
               <w:bottom w:val="single" w:color="B0C8E0" w:sz="4"/>
               <w:right w:val="single" w:color="B0C8E0" w:sz="4"/>
             </w:tcBorders>
-            <w:shd w:fill="EAF1F8" w:val="clear"/>
+            <w:shd w:fill="FFFFFF" w:val="clear"/>
             <w:tcMar>
               <w:top w:type="dxa" w:w="70"/>
               <w:left w:type="dxa" w:w="100"/>
@@ -4323,7 +4251,7 @@
               <w:bottom w:val="single" w:color="B0C8E0" w:sz="4"/>
               <w:right w:val="single" w:color="B0C8E0" w:sz="4"/>
             </w:tcBorders>
-            <w:shd w:fill="EAF1F8" w:val="clear"/>
+            <w:shd w:fill="FFFFFF" w:val="clear"/>
             <w:tcMar>
               <w:top w:type="dxa" w:w="70"/>
               <w:left w:type="dxa" w:w="100"/>
@@ -4482,7 +4410,7 @@
               <w:bottom w:val="single" w:color="B0C8E0" w:sz="4"/>
               <w:right w:val="single" w:color="B0C8E0" w:sz="4"/>
             </w:tcBorders>
-            <w:shd w:fill="EAF1F8" w:val="clear"/>
+            <w:shd w:fill="FFFFFF" w:val="clear"/>
             <w:tcMar>
               <w:top w:type="dxa" w:w="70"/>
               <w:left w:type="dxa" w:w="100"/>
@@ -4513,7 +4441,7 @@
               <w:bottom w:val="single" w:color="B0C8E0" w:sz="4"/>
               <w:right w:val="single" w:color="B0C8E0" w:sz="4"/>
             </w:tcBorders>
-            <w:shd w:fill="EAF1F8" w:val="clear"/>
+            <w:shd w:fill="FFFFFF" w:val="clear"/>
             <w:tcMar>
               <w:top w:type="dxa" w:w="70"/>
               <w:left w:type="dxa" w:w="100"/>
@@ -4544,7 +4472,7 @@
               <w:bottom w:val="single" w:color="B0C8E0" w:sz="4"/>
               <w:right w:val="single" w:color="B0C8E0" w:sz="4"/>
             </w:tcBorders>
-            <w:shd w:fill="EAF1F8" w:val="clear"/>
+            <w:shd w:fill="FFFFFF" w:val="clear"/>
             <w:tcMar>
               <w:top w:type="dxa" w:w="70"/>
               <w:left w:type="dxa" w:w="100"/>
@@ -4575,7 +4503,7 @@
               <w:bottom w:val="single" w:color="B0C8E0" w:sz="4"/>
               <w:right w:val="single" w:color="B0C8E0" w:sz="4"/>
             </w:tcBorders>
-            <w:shd w:fill="EAF1F8" w:val="clear"/>
+            <w:shd w:fill="FFFFFF" w:val="clear"/>
             <w:tcMar>
               <w:top w:type="dxa" w:w="70"/>
               <w:left w:type="dxa" w:w="100"/>
@@ -4615,9 +4543,6 @@
     </w:p>
     <w:p>
       <w:pPr>
-        <w:pBdr>
-          <w:left w:val="single" w:color="C8714A" w:sz="12"/>
-        </w:pBdr>
         <w:spacing w:after="60" w:before="260"/>
         <w:ind w:left="180"/>
       </w:pPr>
@@ -4713,9 +4638,6 @@
     </w:p>
     <w:p>
       <w:pPr>
-        <w:pBdr>
-          <w:left w:val="single" w:color="C8714A" w:sz="12"/>
-        </w:pBdr>
         <w:spacing w:after="60" w:before="260"/>
         <w:ind w:left="180"/>
       </w:pPr>
@@ -4795,9 +4717,6 @@
     </w:p>
     <w:p>
       <w:pPr>
-        <w:pBdr>
-          <w:left w:val="single" w:color="C8714A" w:sz="12"/>
-        </w:pBdr>
         <w:spacing w:after="60" w:before="260"/>
         <w:ind w:left="180"/>
       </w:pPr>
@@ -4909,10 +4828,7 @@
     </w:p>
     <w:p>
       <w:pPr>
-        <w:pBdr>
-          <w:bottom w:val="single" w:color="C8714A" w:sz="8"/>
-        </w:pBdr>
-        <w:shd w:fill="1A3A5C" w:val="clear"/>
+        <w:shd w:fill="FFFFFF" w:val="clear"/>
         <w:spacing w:after="200" w:before="440"/>
         <w:jc w:val="center"/>
       </w:pPr>
@@ -4921,7 +4837,7 @@
           <w:rFonts w:ascii="맑은 고딕" w:cs="맑은 고딕" w:eastAsia="맑은 고딕" w:hAnsi="맑은 고딕"/>
           <w:b/>
           <w:bCs/>
-          <w:color w:val="FFFFFF"/>
+          <w:color w:val="1A1A1A"/>
           <w:sz w:val="27"/>
           <w:szCs w:val="27"/>
         </w:rPr>
@@ -4953,9 +4869,6 @@
     </w:p>
     <w:p>
       <w:pPr>
-        <w:pBdr>
-          <w:left w:val="single" w:color="C8714A" w:sz="12"/>
-        </w:pBdr>
         <w:spacing w:after="60" w:before="260"/>
         <w:ind w:left="180"/>
       </w:pPr>
@@ -5019,9 +4932,6 @@
     </w:p>
     <w:p>
       <w:pPr>
-        <w:pBdr>
-          <w:left w:val="single" w:color="C8714A" w:sz="12"/>
-        </w:pBdr>
         <w:spacing w:after="60" w:before="260"/>
         <w:ind w:left="180"/>
       </w:pPr>
@@ -5117,9 +5027,6 @@
     </w:p>
     <w:p>
       <w:pPr>
-        <w:pBdr>
-          <w:left w:val="single" w:color="C8714A" w:sz="12"/>
-        </w:pBdr>
         <w:spacing w:after="60" w:before="260"/>
         <w:ind w:left="180"/>
       </w:pPr>
@@ -5183,10 +5090,7 @@
     </w:p>
     <w:p>
       <w:pPr>
-        <w:pBdr>
-          <w:bottom w:val="single" w:color="C8714A" w:sz="8"/>
-        </w:pBdr>
-        <w:shd w:fill="1A3A5C" w:val="clear"/>
+        <w:shd w:fill="FFFFFF" w:val="clear"/>
         <w:spacing w:after="200" w:before="440"/>
         <w:jc w:val="center"/>
       </w:pPr>
@@ -5195,7 +5099,7 @@
           <w:rFonts w:ascii="맑은 고딕" w:cs="맑은 고딕" w:eastAsia="맑은 고딕" w:hAnsi="맑은 고딕"/>
           <w:b/>
           <w:bCs/>
-          <w:color w:val="FFFFFF"/>
+          <w:color w:val="1A1A1A"/>
           <w:sz w:val="27"/>
           <w:szCs w:val="27"/>
         </w:rPr>
@@ -5227,9 +5131,6 @@
     </w:p>
     <w:p>
       <w:pPr>
-        <w:pBdr>
-          <w:left w:val="single" w:color="C8714A" w:sz="12"/>
-        </w:pBdr>
         <w:spacing w:after="60" w:before="260"/>
         <w:ind w:left="180"/>
       </w:pPr>
@@ -5293,9 +5194,6 @@
     </w:p>
     <w:p>
       <w:pPr>
-        <w:pBdr>
-          <w:left w:val="single" w:color="C8714A" w:sz="12"/>
-        </w:pBdr>
         <w:spacing w:after="60" w:before="260"/>
         <w:ind w:left="180"/>
       </w:pPr>
@@ -5375,9 +5273,6 @@
     </w:p>
     <w:p>
       <w:pPr>
-        <w:pBdr>
-          <w:left w:val="single" w:color="C8714A" w:sz="12"/>
-        </w:pBdr>
         <w:spacing w:after="60" w:before="260"/>
         <w:ind w:left="180"/>
       </w:pPr>
@@ -5457,9 +5352,6 @@
     </w:p>
     <w:p>
       <w:pPr>
-        <w:pBdr>
-          <w:left w:val="single" w:color="C8714A" w:sz="12"/>
-        </w:pBdr>
         <w:spacing w:after="60" w:before="260"/>
         <w:ind w:left="180"/>
       </w:pPr>
@@ -5603,9 +5495,6 @@
     </w:p>
     <w:p>
       <w:pPr>
-        <w:pBdr>
-          <w:left w:val="single" w:color="C8714A" w:sz="12"/>
-        </w:pBdr>
         <w:spacing w:after="60" w:before="260"/>
         <w:ind w:left="180"/>
       </w:pPr>
@@ -5701,10 +5590,7 @@
     </w:p>
     <w:p>
       <w:pPr>
-        <w:pBdr>
-          <w:bottom w:val="single" w:color="C8714A" w:sz="8"/>
-        </w:pBdr>
-        <w:shd w:fill="1A3A5C" w:val="clear"/>
+        <w:shd w:fill="FFFFFF" w:val="clear"/>
         <w:spacing w:after="200" w:before="440"/>
         <w:jc w:val="center"/>
       </w:pPr>
@@ -5713,7 +5599,7 @@
           <w:rFonts w:ascii="맑은 고딕" w:cs="맑은 고딕" w:eastAsia="맑은 고딕" w:hAnsi="맑은 고딕"/>
           <w:b/>
           <w:bCs/>
-          <w:color w:val="FFFFFF"/>
+          <w:color w:val="1A1A1A"/>
           <w:sz w:val="27"/>
           <w:szCs w:val="27"/>
         </w:rPr>
@@ -5745,9 +5631,6 @@
     </w:p>
     <w:p>
       <w:pPr>
-        <w:pBdr>
-          <w:left w:val="single" w:color="C8714A" w:sz="12"/>
-        </w:pBdr>
         <w:spacing w:after="60" w:before="260"/>
         <w:ind w:left="180"/>
       </w:pPr>
@@ -5907,9 +5790,6 @@
     </w:p>
     <w:p>
       <w:pPr>
-        <w:pBdr>
-          <w:left w:val="single" w:color="C8714A" w:sz="12"/>
-        </w:pBdr>
         <w:spacing w:after="60" w:before="260"/>
         <w:ind w:left="180"/>
       </w:pPr>
@@ -5957,9 +5837,6 @@
     </w:p>
     <w:p>
       <w:pPr>
-        <w:pBdr>
-          <w:left w:val="single" w:color="C8714A" w:sz="12"/>
-        </w:pBdr>
         <w:spacing w:after="60" w:before="260"/>
         <w:ind w:left="180"/>
       </w:pPr>
@@ -6007,10 +5884,6 @@
     </w:p>
     <w:p>
       <w:pPr>
-        <w:pBdr>
-          <w:top w:val="double" w:color="1A3A5C" w:sz="6"/>
-          <w:bottom w:val="single" w:color="B0C8E0" w:sz="4"/>
-        </w:pBdr>
         <w:spacing w:after="160" w:before="360"/>
         <w:jc w:val="center"/>
       </w:pPr>
@@ -6086,12 +5959,12 @@
       <w:tblPr>
         <w:tblW w:type="dxa" w:w="9070"/>
         <w:tblBorders>
-          <w:top w:val="single" w:color="auto" w:sz="4"/>
-          <w:left w:val="single" w:color="auto" w:sz="4"/>
-          <w:bottom w:val="single" w:color="auto" w:sz="4"/>
-          <w:right w:val="single" w:color="auto" w:sz="4"/>
-          <w:insideH w:val="single" w:color="auto" w:sz="4"/>
-          <w:insideV w:val="single" w:color="auto" w:sz="4"/>
+          <w:top w:val="nil"/>
+          <w:left w:val="nil"/>
+          <w:bottom w:val="nil"/>
+          <w:right w:val="nil"/>
+          <w:insideH w:val="nil"/>
+          <w:insideV w:val="nil"/>
         </w:tblBorders>
       </w:tblPr>
       <w:tblGrid>
@@ -6101,13 +5974,7 @@
         <w:tc>
           <w:tcPr>
             <w:tcW w:type="dxa" w:w="9070"/>
-            <w:tcBorders>
-              <w:top w:val="single" w:color="B0C8E0" w:sz="4"/>
-              <w:left w:val="single" w:color="B0C8E0" w:sz="4"/>
-              <w:bottom w:val="single" w:color="B0C8E0" w:sz="4"/>
-              <w:right w:val="single" w:color="B0C8E0" w:sz="4"/>
-            </w:tcBorders>
-            <w:shd w:fill="EAF1F8" w:val="clear"/>
+            <w:shd w:fill="FFFFFF" w:val="clear"/>
             <w:tcMar>
               <w:top w:type="dxa" w:w="200"/>
               <w:left w:type="dxa" w:w="300"/>
@@ -6192,6 +6059,955 @@
                 <w:szCs w:val="20"/>
               </w:rPr>
               <w:t xml:space="preserve">재정부장  _______________  (인)</w:t>
+            </w:r>
+          </w:p>
+        </w:tc>
+      </w:tr>
+    </w:tbl>
+    <w:p/>
+    <w:p>
+      <w:r>
+        <w:rPr>
+          <w:rFonts w:ascii="맑은 고딕" w:hAnsi="맑은 고딕" w:eastAsia="맑은 고딕" w:cs="맑은 고딕"/>
+          <w:b/>
+          <w:color w:val="1A3A5C"/>
+          <w:sz w:val="24"/>
+        </w:rPr>
+        <w:t xml:space="preserve">■ 개정 이력  </w:t>
+      </w:r>
+      <w:r>
+        <w:rPr>
+          <w:rFonts w:ascii="맑은 고딕" w:hAnsi="맑은 고딕" w:eastAsia="맑은 고딕" w:cs="맑은 고딕"/>
+          <w:color w:val="9A8E84"/>
+          <w:sz w:val="20"/>
+        </w:rPr>
+        <w:t>Revision History</w:t>
+      </w:r>
+    </w:p>
+    <w:p>
+      <w:r>
+        <w:rPr>
+          <w:rFonts w:ascii="맑은 고딕" w:hAnsi="맑은 고딕" w:eastAsia="맑은 고딕" w:cs="맑은 고딕"/>
+          <w:color w:val="9A8E84"/>
+          <w:sz w:val="17"/>
+        </w:rPr>
+        <w:t>※ 본 규정은 제직회(당회) 의결로 제정·개정하며, 개정 시 아래 표에 기록합니다.</w:t>
+      </w:r>
+    </w:p>
+    <w:tbl>
+      <w:tblPr>
+        <w:tblW w:type="auto" w:w="0"/>
+        <w:jc w:val="center"/>
+        <w:tblLayout w:type="fixed"/>
+        <w:tblLook w:firstColumn="1" w:firstRow="1" w:lastColumn="0" w:lastRow="0" w:noHBand="0" w:noVBand="1" w:val="04A0"/>
+      </w:tblPr>
+      <w:tblGrid>
+        <w:gridCol w:w="1814"/>
+        <w:gridCol w:w="1814"/>
+        <w:gridCol w:w="1814"/>
+        <w:gridCol w:w="1814"/>
+        <w:gridCol w:w="1814"/>
+      </w:tblGrid>
+      <w:tr>
+        <w:tc>
+          <w:tcPr>
+            <w:tcW w:type="dxa" w:w="1100"/>
+            <w:tcBorders>
+              <w:top w:val="single" w:sz="4" w:space="0" w:color="B0C8E0"/>
+              <w:left w:val="single" w:sz="4" w:space="0" w:color="B0C8E0"/>
+              <w:bottom w:val="single" w:sz="4" w:space="0" w:color="B0C8E0"/>
+              <w:right w:val="single" w:sz="4" w:space="0" w:color="B0C8E0"/>
+            </w:tcBorders>
+            <w:shd w:val="clear" w:color="auto" w:fill="F2F2F2"/>
+          </w:tcPr>
+          <w:p>
+            <w:pPr>
+              <w:jc w:val="center"/>
+            </w:pPr>
+            <w:r/>
+            <w:r>
+              <w:rPr>
+                <w:rFonts w:ascii="맑은 고딕" w:hAnsi="맑은 고딕" w:eastAsia="맑은 고딕" w:cs="맑은 고딕"/>
+                <w:b/>
+                <w:color w:val="2C2114"/>
+                <w:sz w:val="18"/>
+              </w:rPr>
+              <w:t>차수</w:t>
+            </w:r>
+          </w:p>
+        </w:tc>
+        <w:tc>
+          <w:tcPr>
+            <w:tcW w:type="dxa" w:w="1700"/>
+            <w:tcBorders>
+              <w:top w:val="single" w:sz="4" w:space="0" w:color="B0C8E0"/>
+              <w:left w:val="single" w:sz="4" w:space="0" w:color="B0C8E0"/>
+              <w:bottom w:val="single" w:sz="4" w:space="0" w:color="B0C8E0"/>
+              <w:right w:val="single" w:sz="4" w:space="0" w:color="B0C8E0"/>
+            </w:tcBorders>
+            <w:shd w:val="clear" w:color="auto" w:fill="F2F2F2"/>
+          </w:tcPr>
+          <w:p>
+            <w:pPr>
+              <w:jc w:val="center"/>
+            </w:pPr>
+            <w:r/>
+            <w:r>
+              <w:rPr>
+                <w:rFonts w:ascii="맑은 고딕" w:hAnsi="맑은 고딕" w:eastAsia="맑은 고딕" w:cs="맑은 고딕"/>
+                <w:b/>
+                <w:color w:val="2C2114"/>
+                <w:sz w:val="18"/>
+              </w:rPr>
+              <w:t>개정일자</w:t>
+            </w:r>
+          </w:p>
+        </w:tc>
+        <w:tc>
+          <w:tcPr>
+            <w:tcW w:type="dxa" w:w="4200"/>
+            <w:tcBorders>
+              <w:top w:val="single" w:sz="4" w:space="0" w:color="B0C8E0"/>
+              <w:left w:val="single" w:sz="4" w:space="0" w:color="B0C8E0"/>
+              <w:bottom w:val="single" w:sz="4" w:space="0" w:color="B0C8E0"/>
+              <w:right w:val="single" w:sz="4" w:space="0" w:color="B0C8E0"/>
+            </w:tcBorders>
+            <w:shd w:val="clear" w:color="auto" w:fill="F2F2F2"/>
+          </w:tcPr>
+          <w:p>
+            <w:pPr>
+              <w:jc w:val="center"/>
+            </w:pPr>
+            <w:r/>
+            <w:r>
+              <w:rPr>
+                <w:rFonts w:ascii="맑은 고딕" w:hAnsi="맑은 고딕" w:eastAsia="맑은 고딕" w:cs="맑은 고딕"/>
+                <w:b/>
+                <w:color w:val="2C2114"/>
+                <w:sz w:val="18"/>
+              </w:rPr>
+              <w:t>개정 내용</w:t>
+            </w:r>
+          </w:p>
+        </w:tc>
+        <w:tc>
+          <w:tcPr>
+            <w:tcW w:type="dxa" w:w="1700"/>
+            <w:tcBorders>
+              <w:top w:val="single" w:sz="4" w:space="0" w:color="B0C8E0"/>
+              <w:left w:val="single" w:sz="4" w:space="0" w:color="B0C8E0"/>
+              <w:bottom w:val="single" w:sz="4" w:space="0" w:color="B0C8E0"/>
+              <w:right w:val="single" w:sz="4" w:space="0" w:color="B0C8E0"/>
+            </w:tcBorders>
+            <w:shd w:val="clear" w:color="auto" w:fill="F2F2F2"/>
+          </w:tcPr>
+          <w:p>
+            <w:pPr>
+              <w:jc w:val="center"/>
+            </w:pPr>
+            <w:r/>
+            <w:r>
+              <w:rPr>
+                <w:rFonts w:ascii="맑은 고딕" w:hAnsi="맑은 고딕" w:eastAsia="맑은 고딕" w:cs="맑은 고딕"/>
+                <w:b/>
+                <w:color w:val="2C2114"/>
+                <w:sz w:val="18"/>
+              </w:rPr>
+              <w:t>개정자</w:t>
+            </w:r>
+          </w:p>
+        </w:tc>
+        <w:tc>
+          <w:tcPr>
+            <w:tcW w:type="dxa" w:w="1700"/>
+            <w:tcBorders>
+              <w:top w:val="single" w:sz="4" w:space="0" w:color="B0C8E0"/>
+              <w:left w:val="single" w:sz="4" w:space="0" w:color="B0C8E0"/>
+              <w:bottom w:val="single" w:sz="4" w:space="0" w:color="B0C8E0"/>
+              <w:right w:val="single" w:sz="4" w:space="0" w:color="B0C8E0"/>
+            </w:tcBorders>
+            <w:shd w:val="clear" w:color="auto" w:fill="F2F2F2"/>
+          </w:tcPr>
+          <w:p>
+            <w:pPr>
+              <w:jc w:val="center"/>
+            </w:pPr>
+            <w:r/>
+            <w:r>
+              <w:rPr>
+                <w:rFonts w:ascii="맑은 고딕" w:hAnsi="맑은 고딕" w:eastAsia="맑은 고딕" w:cs="맑은 고딕"/>
+                <w:b/>
+                <w:color w:val="2C2114"/>
+                <w:sz w:val="18"/>
+              </w:rPr>
+              <w:t>승인자</w:t>
+            </w:r>
+          </w:p>
+        </w:tc>
+      </w:tr>
+      <w:tr>
+        <w:tc>
+          <w:tcPr>
+            <w:tcW w:type="dxa" w:w="1100"/>
+            <w:tcBorders>
+              <w:top w:val="single" w:sz="4" w:space="0" w:color="B0C8E0"/>
+              <w:left w:val="single" w:sz="4" w:space="0" w:color="B0C8E0"/>
+              <w:bottom w:val="single" w:sz="4" w:space="0" w:color="B0C8E0"/>
+              <w:right w:val="single" w:sz="4" w:space="0" w:color="B0C8E0"/>
+            </w:tcBorders>
+          </w:tcPr>
+          <w:p>
+            <w:pPr>
+              <w:jc w:val="center"/>
+            </w:pPr>
+            <w:r/>
+            <w:r>
+              <w:rPr>
+                <w:rFonts w:ascii="맑은 고딕" w:hAnsi="맑은 고딕" w:eastAsia="맑은 고딕" w:cs="맑은 고딕"/>
+                <w:b w:val="0"/>
+                <w:color w:val="2C2114"/>
+                <w:sz w:val="18"/>
+              </w:rPr>
+              <w:t>제정</w:t>
+            </w:r>
+          </w:p>
+        </w:tc>
+        <w:tc>
+          <w:tcPr>
+            <w:tcW w:type="dxa" w:w="1700"/>
+            <w:tcBorders>
+              <w:top w:val="single" w:sz="4" w:space="0" w:color="B0C8E0"/>
+              <w:left w:val="single" w:sz="4" w:space="0" w:color="B0C8E0"/>
+              <w:bottom w:val="single" w:sz="4" w:space="0" w:color="B0C8E0"/>
+              <w:right w:val="single" w:sz="4" w:space="0" w:color="B0C8E0"/>
+            </w:tcBorders>
+          </w:tcPr>
+          <w:p>
+            <w:pPr>
+              <w:jc w:val="center"/>
+            </w:pPr>
+            <w:r/>
+            <w:r>
+              <w:rPr>
+                <w:rFonts w:ascii="맑은 고딕" w:hAnsi="맑은 고딕" w:eastAsia="맑은 고딕" w:cs="맑은 고딕"/>
+                <w:b w:val="0"/>
+                <w:color w:val="2C2114"/>
+                <w:sz w:val="18"/>
+              </w:rPr>
+              <w:t>20      .      .</w:t>
+            </w:r>
+          </w:p>
+        </w:tc>
+        <w:tc>
+          <w:tcPr>
+            <w:tcW w:type="dxa" w:w="4200"/>
+            <w:tcBorders>
+              <w:top w:val="single" w:sz="4" w:space="0" w:color="B0C8E0"/>
+              <w:left w:val="single" w:sz="4" w:space="0" w:color="B0C8E0"/>
+              <w:bottom w:val="single" w:sz="4" w:space="0" w:color="B0C8E0"/>
+              <w:right w:val="single" w:sz="4" w:space="0" w:color="B0C8E0"/>
+            </w:tcBorders>
+          </w:tcPr>
+          <w:p>
+            <w:pPr>
+              <w:jc w:val="left"/>
+            </w:pPr>
+            <w:r/>
+            <w:r>
+              <w:rPr>
+                <w:rFonts w:ascii="맑은 고딕" w:hAnsi="맑은 고딕" w:eastAsia="맑은 고딕" w:cs="맑은 고딕"/>
+                <w:b w:val="0"/>
+                <w:color w:val="2C2114"/>
+                <w:sz w:val="18"/>
+              </w:rPr>
+              <w:t>최초 제정</w:t>
+            </w:r>
+          </w:p>
+        </w:tc>
+        <w:tc>
+          <w:tcPr>
+            <w:tcW w:type="dxa" w:w="1700"/>
+            <w:tcBorders>
+              <w:top w:val="single" w:sz="4" w:space="0" w:color="B0C8E0"/>
+              <w:left w:val="single" w:sz="4" w:space="0" w:color="B0C8E0"/>
+              <w:bottom w:val="single" w:sz="4" w:space="0" w:color="B0C8E0"/>
+              <w:right w:val="single" w:sz="4" w:space="0" w:color="B0C8E0"/>
+            </w:tcBorders>
+          </w:tcPr>
+          <w:p>
+            <w:pPr>
+              <w:jc w:val="center"/>
+            </w:pPr>
+            <w:r/>
+            <w:r>
+              <w:rPr>
+                <w:rFonts w:ascii="맑은 고딕" w:hAnsi="맑은 고딕" w:eastAsia="맑은 고딕" w:cs="맑은 고딕"/>
+                <w:b w:val="0"/>
+                <w:color w:val="2C2114"/>
+                <w:sz w:val="18"/>
+              </w:rPr>
+              <w:t>—</w:t>
+            </w:r>
+          </w:p>
+        </w:tc>
+        <w:tc>
+          <w:tcPr>
+            <w:tcW w:type="dxa" w:w="1700"/>
+            <w:tcBorders>
+              <w:top w:val="single" w:sz="4" w:space="0" w:color="B0C8E0"/>
+              <w:left w:val="single" w:sz="4" w:space="0" w:color="B0C8E0"/>
+              <w:bottom w:val="single" w:sz="4" w:space="0" w:color="B0C8E0"/>
+              <w:right w:val="single" w:sz="4" w:space="0" w:color="B0C8E0"/>
+            </w:tcBorders>
+          </w:tcPr>
+          <w:p>
+            <w:pPr>
+              <w:jc w:val="center"/>
+            </w:pPr>
+            <w:r/>
+            <w:r>
+              <w:rPr>
+                <w:rFonts w:ascii="맑은 고딕" w:hAnsi="맑은 고딕" w:eastAsia="맑은 고딕" w:cs="맑은 고딕"/>
+                <w:b w:val="0"/>
+                <w:color w:val="2C2114"/>
+                <w:sz w:val="18"/>
+              </w:rPr>
+              <w:t>제직회 의결</w:t>
+            </w:r>
+          </w:p>
+        </w:tc>
+      </w:tr>
+      <w:tr>
+        <w:tc>
+          <w:tcPr>
+            <w:tcW w:type="dxa" w:w="1100"/>
+            <w:tcBorders>
+              <w:top w:val="single" w:sz="4" w:space="0" w:color="B0C8E0"/>
+              <w:left w:val="single" w:sz="4" w:space="0" w:color="B0C8E0"/>
+              <w:bottom w:val="single" w:sz="4" w:space="0" w:color="B0C8E0"/>
+              <w:right w:val="single" w:sz="4" w:space="0" w:color="B0C8E0"/>
+            </w:tcBorders>
+          </w:tcPr>
+          <w:p>
+            <w:pPr>
+              <w:jc w:val="center"/>
+            </w:pPr>
+            <w:r/>
+            <w:r>
+              <w:rPr>
+                <w:rFonts w:ascii="맑은 고딕" w:hAnsi="맑은 고딕" w:eastAsia="맑은 고딕" w:cs="맑은 고딕"/>
+                <w:b w:val="0"/>
+                <w:color w:val="2C2114"/>
+                <w:sz w:val="18"/>
+              </w:rPr>
+            </w:r>
+          </w:p>
+        </w:tc>
+        <w:tc>
+          <w:tcPr>
+            <w:tcW w:type="dxa" w:w="1700"/>
+            <w:tcBorders>
+              <w:top w:val="single" w:sz="4" w:space="0" w:color="B0C8E0"/>
+              <w:left w:val="single" w:sz="4" w:space="0" w:color="B0C8E0"/>
+              <w:bottom w:val="single" w:sz="4" w:space="0" w:color="B0C8E0"/>
+              <w:right w:val="single" w:sz="4" w:space="0" w:color="B0C8E0"/>
+            </w:tcBorders>
+          </w:tcPr>
+          <w:p>
+            <w:pPr>
+              <w:jc w:val="center"/>
+            </w:pPr>
+            <w:r/>
+            <w:r>
+              <w:rPr>
+                <w:rFonts w:ascii="맑은 고딕" w:hAnsi="맑은 고딕" w:eastAsia="맑은 고딕" w:cs="맑은 고딕"/>
+                <w:b w:val="0"/>
+                <w:color w:val="2C2114"/>
+                <w:sz w:val="18"/>
+              </w:rPr>
+            </w:r>
+          </w:p>
+        </w:tc>
+        <w:tc>
+          <w:tcPr>
+            <w:tcW w:type="dxa" w:w="4200"/>
+            <w:tcBorders>
+              <w:top w:val="single" w:sz="4" w:space="0" w:color="B0C8E0"/>
+              <w:left w:val="single" w:sz="4" w:space="0" w:color="B0C8E0"/>
+              <w:bottom w:val="single" w:sz="4" w:space="0" w:color="B0C8E0"/>
+              <w:right w:val="single" w:sz="4" w:space="0" w:color="B0C8E0"/>
+            </w:tcBorders>
+          </w:tcPr>
+          <w:p>
+            <w:pPr>
+              <w:jc w:val="center"/>
+            </w:pPr>
+            <w:r/>
+            <w:r>
+              <w:rPr>
+                <w:rFonts w:ascii="맑은 고딕" w:hAnsi="맑은 고딕" w:eastAsia="맑은 고딕" w:cs="맑은 고딕"/>
+                <w:b w:val="0"/>
+                <w:color w:val="2C2114"/>
+                <w:sz w:val="18"/>
+              </w:rPr>
+            </w:r>
+          </w:p>
+        </w:tc>
+        <w:tc>
+          <w:tcPr>
+            <w:tcW w:type="dxa" w:w="1700"/>
+            <w:tcBorders>
+              <w:top w:val="single" w:sz="4" w:space="0" w:color="B0C8E0"/>
+              <w:left w:val="single" w:sz="4" w:space="0" w:color="B0C8E0"/>
+              <w:bottom w:val="single" w:sz="4" w:space="0" w:color="B0C8E0"/>
+              <w:right w:val="single" w:sz="4" w:space="0" w:color="B0C8E0"/>
+            </w:tcBorders>
+          </w:tcPr>
+          <w:p>
+            <w:pPr>
+              <w:jc w:val="center"/>
+            </w:pPr>
+            <w:r/>
+            <w:r>
+              <w:rPr>
+                <w:rFonts w:ascii="맑은 고딕" w:hAnsi="맑은 고딕" w:eastAsia="맑은 고딕" w:cs="맑은 고딕"/>
+                <w:b w:val="0"/>
+                <w:color w:val="2C2114"/>
+                <w:sz w:val="18"/>
+              </w:rPr>
+            </w:r>
+          </w:p>
+        </w:tc>
+        <w:tc>
+          <w:tcPr>
+            <w:tcW w:type="dxa" w:w="1700"/>
+            <w:tcBorders>
+              <w:top w:val="single" w:sz="4" w:space="0" w:color="B0C8E0"/>
+              <w:left w:val="single" w:sz="4" w:space="0" w:color="B0C8E0"/>
+              <w:bottom w:val="single" w:sz="4" w:space="0" w:color="B0C8E0"/>
+              <w:right w:val="single" w:sz="4" w:space="0" w:color="B0C8E0"/>
+            </w:tcBorders>
+          </w:tcPr>
+          <w:p>
+            <w:pPr>
+              <w:jc w:val="center"/>
+            </w:pPr>
+            <w:r/>
+            <w:r>
+              <w:rPr>
+                <w:rFonts w:ascii="맑은 고딕" w:hAnsi="맑은 고딕" w:eastAsia="맑은 고딕" w:cs="맑은 고딕"/>
+                <w:b w:val="0"/>
+                <w:color w:val="2C2114"/>
+                <w:sz w:val="18"/>
+              </w:rPr>
+            </w:r>
+          </w:p>
+        </w:tc>
+      </w:tr>
+      <w:tr>
+        <w:tc>
+          <w:tcPr>
+            <w:tcW w:type="dxa" w:w="1100"/>
+            <w:tcBorders>
+              <w:top w:val="single" w:sz="4" w:space="0" w:color="B0C8E0"/>
+              <w:left w:val="single" w:sz="4" w:space="0" w:color="B0C8E0"/>
+              <w:bottom w:val="single" w:sz="4" w:space="0" w:color="B0C8E0"/>
+              <w:right w:val="single" w:sz="4" w:space="0" w:color="B0C8E0"/>
+            </w:tcBorders>
+          </w:tcPr>
+          <w:p>
+            <w:pPr>
+              <w:jc w:val="center"/>
+            </w:pPr>
+            <w:r/>
+            <w:r>
+              <w:rPr>
+                <w:rFonts w:ascii="맑은 고딕" w:hAnsi="맑은 고딕" w:eastAsia="맑은 고딕" w:cs="맑은 고딕"/>
+                <w:b w:val="0"/>
+                <w:color w:val="2C2114"/>
+                <w:sz w:val="18"/>
+              </w:rPr>
+            </w:r>
+          </w:p>
+        </w:tc>
+        <w:tc>
+          <w:tcPr>
+            <w:tcW w:type="dxa" w:w="1700"/>
+            <w:tcBorders>
+              <w:top w:val="single" w:sz="4" w:space="0" w:color="B0C8E0"/>
+              <w:left w:val="single" w:sz="4" w:space="0" w:color="B0C8E0"/>
+              <w:bottom w:val="single" w:sz="4" w:space="0" w:color="B0C8E0"/>
+              <w:right w:val="single" w:sz="4" w:space="0" w:color="B0C8E0"/>
+            </w:tcBorders>
+          </w:tcPr>
+          <w:p>
+            <w:pPr>
+              <w:jc w:val="center"/>
+            </w:pPr>
+            <w:r/>
+            <w:r>
+              <w:rPr>
+                <w:rFonts w:ascii="맑은 고딕" w:hAnsi="맑은 고딕" w:eastAsia="맑은 고딕" w:cs="맑은 고딕"/>
+                <w:b w:val="0"/>
+                <w:color w:val="2C2114"/>
+                <w:sz w:val="18"/>
+              </w:rPr>
+            </w:r>
+          </w:p>
+        </w:tc>
+        <w:tc>
+          <w:tcPr>
+            <w:tcW w:type="dxa" w:w="4200"/>
+            <w:tcBorders>
+              <w:top w:val="single" w:sz="4" w:space="0" w:color="B0C8E0"/>
+              <w:left w:val="single" w:sz="4" w:space="0" w:color="B0C8E0"/>
+              <w:bottom w:val="single" w:sz="4" w:space="0" w:color="B0C8E0"/>
+              <w:right w:val="single" w:sz="4" w:space="0" w:color="B0C8E0"/>
+            </w:tcBorders>
+          </w:tcPr>
+          <w:p>
+            <w:pPr>
+              <w:jc w:val="center"/>
+            </w:pPr>
+            <w:r/>
+            <w:r>
+              <w:rPr>
+                <w:rFonts w:ascii="맑은 고딕" w:hAnsi="맑은 고딕" w:eastAsia="맑은 고딕" w:cs="맑은 고딕"/>
+                <w:b w:val="0"/>
+                <w:color w:val="2C2114"/>
+                <w:sz w:val="18"/>
+              </w:rPr>
+            </w:r>
+          </w:p>
+        </w:tc>
+        <w:tc>
+          <w:tcPr>
+            <w:tcW w:type="dxa" w:w="1700"/>
+            <w:tcBorders>
+              <w:top w:val="single" w:sz="4" w:space="0" w:color="B0C8E0"/>
+              <w:left w:val="single" w:sz="4" w:space="0" w:color="B0C8E0"/>
+              <w:bottom w:val="single" w:sz="4" w:space="0" w:color="B0C8E0"/>
+              <w:right w:val="single" w:sz="4" w:space="0" w:color="B0C8E0"/>
+            </w:tcBorders>
+          </w:tcPr>
+          <w:p>
+            <w:pPr>
+              <w:jc w:val="center"/>
+            </w:pPr>
+            <w:r/>
+            <w:r>
+              <w:rPr>
+                <w:rFonts w:ascii="맑은 고딕" w:hAnsi="맑은 고딕" w:eastAsia="맑은 고딕" w:cs="맑은 고딕"/>
+                <w:b w:val="0"/>
+                <w:color w:val="2C2114"/>
+                <w:sz w:val="18"/>
+              </w:rPr>
+            </w:r>
+          </w:p>
+        </w:tc>
+        <w:tc>
+          <w:tcPr>
+            <w:tcW w:type="dxa" w:w="1700"/>
+            <w:tcBorders>
+              <w:top w:val="single" w:sz="4" w:space="0" w:color="B0C8E0"/>
+              <w:left w:val="single" w:sz="4" w:space="0" w:color="B0C8E0"/>
+              <w:bottom w:val="single" w:sz="4" w:space="0" w:color="B0C8E0"/>
+              <w:right w:val="single" w:sz="4" w:space="0" w:color="B0C8E0"/>
+            </w:tcBorders>
+          </w:tcPr>
+          <w:p>
+            <w:pPr>
+              <w:jc w:val="center"/>
+            </w:pPr>
+            <w:r/>
+            <w:r>
+              <w:rPr>
+                <w:rFonts w:ascii="맑은 고딕" w:hAnsi="맑은 고딕" w:eastAsia="맑은 고딕" w:cs="맑은 고딕"/>
+                <w:b w:val="0"/>
+                <w:color w:val="2C2114"/>
+                <w:sz w:val="18"/>
+              </w:rPr>
+            </w:r>
+          </w:p>
+        </w:tc>
+      </w:tr>
+      <w:tr>
+        <w:tc>
+          <w:tcPr>
+            <w:tcW w:type="dxa" w:w="1100"/>
+            <w:tcBorders>
+              <w:top w:val="single" w:sz="4" w:space="0" w:color="B0C8E0"/>
+              <w:left w:val="single" w:sz="4" w:space="0" w:color="B0C8E0"/>
+              <w:bottom w:val="single" w:sz="4" w:space="0" w:color="B0C8E0"/>
+              <w:right w:val="single" w:sz="4" w:space="0" w:color="B0C8E0"/>
+            </w:tcBorders>
+          </w:tcPr>
+          <w:p>
+            <w:pPr>
+              <w:jc w:val="center"/>
+            </w:pPr>
+            <w:r/>
+            <w:r>
+              <w:rPr>
+                <w:rFonts w:ascii="맑은 고딕" w:hAnsi="맑은 고딕" w:eastAsia="맑은 고딕" w:cs="맑은 고딕"/>
+                <w:b w:val="0"/>
+                <w:color w:val="2C2114"/>
+                <w:sz w:val="18"/>
+              </w:rPr>
+            </w:r>
+          </w:p>
+        </w:tc>
+        <w:tc>
+          <w:tcPr>
+            <w:tcW w:type="dxa" w:w="1700"/>
+            <w:tcBorders>
+              <w:top w:val="single" w:sz="4" w:space="0" w:color="B0C8E0"/>
+              <w:left w:val="single" w:sz="4" w:space="0" w:color="B0C8E0"/>
+              <w:bottom w:val="single" w:sz="4" w:space="0" w:color="B0C8E0"/>
+              <w:right w:val="single" w:sz="4" w:space="0" w:color="B0C8E0"/>
+            </w:tcBorders>
+          </w:tcPr>
+          <w:p>
+            <w:pPr>
+              <w:jc w:val="center"/>
+            </w:pPr>
+            <w:r/>
+            <w:r>
+              <w:rPr>
+                <w:rFonts w:ascii="맑은 고딕" w:hAnsi="맑은 고딕" w:eastAsia="맑은 고딕" w:cs="맑은 고딕"/>
+                <w:b w:val="0"/>
+                <w:color w:val="2C2114"/>
+                <w:sz w:val="18"/>
+              </w:rPr>
+            </w:r>
+          </w:p>
+        </w:tc>
+        <w:tc>
+          <w:tcPr>
+            <w:tcW w:type="dxa" w:w="4200"/>
+            <w:tcBorders>
+              <w:top w:val="single" w:sz="4" w:space="0" w:color="B0C8E0"/>
+              <w:left w:val="single" w:sz="4" w:space="0" w:color="B0C8E0"/>
+              <w:bottom w:val="single" w:sz="4" w:space="0" w:color="B0C8E0"/>
+              <w:right w:val="single" w:sz="4" w:space="0" w:color="B0C8E0"/>
+            </w:tcBorders>
+          </w:tcPr>
+          <w:p>
+            <w:pPr>
+              <w:jc w:val="center"/>
+            </w:pPr>
+            <w:r/>
+            <w:r>
+              <w:rPr>
+                <w:rFonts w:ascii="맑은 고딕" w:hAnsi="맑은 고딕" w:eastAsia="맑은 고딕" w:cs="맑은 고딕"/>
+                <w:b w:val="0"/>
+                <w:color w:val="2C2114"/>
+                <w:sz w:val="18"/>
+              </w:rPr>
+            </w:r>
+          </w:p>
+        </w:tc>
+        <w:tc>
+          <w:tcPr>
+            <w:tcW w:type="dxa" w:w="1700"/>
+            <w:tcBorders>
+              <w:top w:val="single" w:sz="4" w:space="0" w:color="B0C8E0"/>
+              <w:left w:val="single" w:sz="4" w:space="0" w:color="B0C8E0"/>
+              <w:bottom w:val="single" w:sz="4" w:space="0" w:color="B0C8E0"/>
+              <w:right w:val="single" w:sz="4" w:space="0" w:color="B0C8E0"/>
+            </w:tcBorders>
+          </w:tcPr>
+          <w:p>
+            <w:pPr>
+              <w:jc w:val="center"/>
+            </w:pPr>
+            <w:r/>
+            <w:r>
+              <w:rPr>
+                <w:rFonts w:ascii="맑은 고딕" w:hAnsi="맑은 고딕" w:eastAsia="맑은 고딕" w:cs="맑은 고딕"/>
+                <w:b w:val="0"/>
+                <w:color w:val="2C2114"/>
+                <w:sz w:val="18"/>
+              </w:rPr>
+            </w:r>
+          </w:p>
+        </w:tc>
+        <w:tc>
+          <w:tcPr>
+            <w:tcW w:type="dxa" w:w="1700"/>
+            <w:tcBorders>
+              <w:top w:val="single" w:sz="4" w:space="0" w:color="B0C8E0"/>
+              <w:left w:val="single" w:sz="4" w:space="0" w:color="B0C8E0"/>
+              <w:bottom w:val="single" w:sz="4" w:space="0" w:color="B0C8E0"/>
+              <w:right w:val="single" w:sz="4" w:space="0" w:color="B0C8E0"/>
+            </w:tcBorders>
+          </w:tcPr>
+          <w:p>
+            <w:pPr>
+              <w:jc w:val="center"/>
+            </w:pPr>
+            <w:r/>
+            <w:r>
+              <w:rPr>
+                <w:rFonts w:ascii="맑은 고딕" w:hAnsi="맑은 고딕" w:eastAsia="맑은 고딕" w:cs="맑은 고딕"/>
+                <w:b w:val="0"/>
+                <w:color w:val="2C2114"/>
+                <w:sz w:val="18"/>
+              </w:rPr>
+            </w:r>
+          </w:p>
+        </w:tc>
+      </w:tr>
+      <w:tr>
+        <w:tc>
+          <w:tcPr>
+            <w:tcW w:type="dxa" w:w="1100"/>
+            <w:tcBorders>
+              <w:top w:val="single" w:sz="4" w:space="0" w:color="B0C8E0"/>
+              <w:left w:val="single" w:sz="4" w:space="0" w:color="B0C8E0"/>
+              <w:bottom w:val="single" w:sz="4" w:space="0" w:color="B0C8E0"/>
+              <w:right w:val="single" w:sz="4" w:space="0" w:color="B0C8E0"/>
+            </w:tcBorders>
+          </w:tcPr>
+          <w:p>
+            <w:pPr>
+              <w:jc w:val="center"/>
+            </w:pPr>
+            <w:r/>
+            <w:r>
+              <w:rPr>
+                <w:rFonts w:ascii="맑은 고딕" w:hAnsi="맑은 고딕" w:eastAsia="맑은 고딕" w:cs="맑은 고딕"/>
+                <w:b w:val="0"/>
+                <w:color w:val="2C2114"/>
+                <w:sz w:val="18"/>
+              </w:rPr>
+            </w:r>
+          </w:p>
+        </w:tc>
+        <w:tc>
+          <w:tcPr>
+            <w:tcW w:type="dxa" w:w="1700"/>
+            <w:tcBorders>
+              <w:top w:val="single" w:sz="4" w:space="0" w:color="B0C8E0"/>
+              <w:left w:val="single" w:sz="4" w:space="0" w:color="B0C8E0"/>
+              <w:bottom w:val="single" w:sz="4" w:space="0" w:color="B0C8E0"/>
+              <w:right w:val="single" w:sz="4" w:space="0" w:color="B0C8E0"/>
+            </w:tcBorders>
+          </w:tcPr>
+          <w:p>
+            <w:pPr>
+              <w:jc w:val="center"/>
+            </w:pPr>
+            <w:r/>
+            <w:r>
+              <w:rPr>
+                <w:rFonts w:ascii="맑은 고딕" w:hAnsi="맑은 고딕" w:eastAsia="맑은 고딕" w:cs="맑은 고딕"/>
+                <w:b w:val="0"/>
+                <w:color w:val="2C2114"/>
+                <w:sz w:val="18"/>
+              </w:rPr>
+            </w:r>
+          </w:p>
+        </w:tc>
+        <w:tc>
+          <w:tcPr>
+            <w:tcW w:type="dxa" w:w="4200"/>
+            <w:tcBorders>
+              <w:top w:val="single" w:sz="4" w:space="0" w:color="B0C8E0"/>
+              <w:left w:val="single" w:sz="4" w:space="0" w:color="B0C8E0"/>
+              <w:bottom w:val="single" w:sz="4" w:space="0" w:color="B0C8E0"/>
+              <w:right w:val="single" w:sz="4" w:space="0" w:color="B0C8E0"/>
+            </w:tcBorders>
+          </w:tcPr>
+          <w:p>
+            <w:pPr>
+              <w:jc w:val="center"/>
+            </w:pPr>
+            <w:r/>
+            <w:r>
+              <w:rPr>
+                <w:rFonts w:ascii="맑은 고딕" w:hAnsi="맑은 고딕" w:eastAsia="맑은 고딕" w:cs="맑은 고딕"/>
+                <w:b w:val="0"/>
+                <w:color w:val="2C2114"/>
+                <w:sz w:val="18"/>
+              </w:rPr>
+            </w:r>
+          </w:p>
+        </w:tc>
+        <w:tc>
+          <w:tcPr>
+            <w:tcW w:type="dxa" w:w="1700"/>
+            <w:tcBorders>
+              <w:top w:val="single" w:sz="4" w:space="0" w:color="B0C8E0"/>
+              <w:left w:val="single" w:sz="4" w:space="0" w:color="B0C8E0"/>
+              <w:bottom w:val="single" w:sz="4" w:space="0" w:color="B0C8E0"/>
+              <w:right w:val="single" w:sz="4" w:space="0" w:color="B0C8E0"/>
+            </w:tcBorders>
+          </w:tcPr>
+          <w:p>
+            <w:pPr>
+              <w:jc w:val="center"/>
+            </w:pPr>
+            <w:r/>
+            <w:r>
+              <w:rPr>
+                <w:rFonts w:ascii="맑은 고딕" w:hAnsi="맑은 고딕" w:eastAsia="맑은 고딕" w:cs="맑은 고딕"/>
+                <w:b w:val="0"/>
+                <w:color w:val="2C2114"/>
+                <w:sz w:val="18"/>
+              </w:rPr>
+            </w:r>
+          </w:p>
+        </w:tc>
+        <w:tc>
+          <w:tcPr>
+            <w:tcW w:type="dxa" w:w="1700"/>
+            <w:tcBorders>
+              <w:top w:val="single" w:sz="4" w:space="0" w:color="B0C8E0"/>
+              <w:left w:val="single" w:sz="4" w:space="0" w:color="B0C8E0"/>
+              <w:bottom w:val="single" w:sz="4" w:space="0" w:color="B0C8E0"/>
+              <w:right w:val="single" w:sz="4" w:space="0" w:color="B0C8E0"/>
+            </w:tcBorders>
+          </w:tcPr>
+          <w:p>
+            <w:pPr>
+              <w:jc w:val="center"/>
+            </w:pPr>
+            <w:r/>
+            <w:r>
+              <w:rPr>
+                <w:rFonts w:ascii="맑은 고딕" w:hAnsi="맑은 고딕" w:eastAsia="맑은 고딕" w:cs="맑은 고딕"/>
+                <w:b w:val="0"/>
+                <w:color w:val="2C2114"/>
+                <w:sz w:val="18"/>
+              </w:rPr>
+            </w:r>
+          </w:p>
+        </w:tc>
+      </w:tr>
+      <w:tr>
+        <w:tc>
+          <w:tcPr>
+            <w:tcW w:type="dxa" w:w="1100"/>
+            <w:tcBorders>
+              <w:top w:val="single" w:sz="4" w:space="0" w:color="B0C8E0"/>
+              <w:left w:val="single" w:sz="4" w:space="0" w:color="B0C8E0"/>
+              <w:bottom w:val="single" w:sz="4" w:space="0" w:color="B0C8E0"/>
+              <w:right w:val="single" w:sz="4" w:space="0" w:color="B0C8E0"/>
+            </w:tcBorders>
+          </w:tcPr>
+          <w:p>
+            <w:pPr>
+              <w:jc w:val="center"/>
+            </w:pPr>
+            <w:r/>
+            <w:r>
+              <w:rPr>
+                <w:rFonts w:ascii="맑은 고딕" w:hAnsi="맑은 고딕" w:eastAsia="맑은 고딕" w:cs="맑은 고딕"/>
+                <w:b w:val="0"/>
+                <w:color w:val="2C2114"/>
+                <w:sz w:val="18"/>
+              </w:rPr>
+            </w:r>
+          </w:p>
+        </w:tc>
+        <w:tc>
+          <w:tcPr>
+            <w:tcW w:type="dxa" w:w="1700"/>
+            <w:tcBorders>
+              <w:top w:val="single" w:sz="4" w:space="0" w:color="B0C8E0"/>
+              <w:left w:val="single" w:sz="4" w:space="0" w:color="B0C8E0"/>
+              <w:bottom w:val="single" w:sz="4" w:space="0" w:color="B0C8E0"/>
+              <w:right w:val="single" w:sz="4" w:space="0" w:color="B0C8E0"/>
+            </w:tcBorders>
+          </w:tcPr>
+          <w:p>
+            <w:pPr>
+              <w:jc w:val="center"/>
+            </w:pPr>
+            <w:r/>
+            <w:r>
+              <w:rPr>
+                <w:rFonts w:ascii="맑은 고딕" w:hAnsi="맑은 고딕" w:eastAsia="맑은 고딕" w:cs="맑은 고딕"/>
+                <w:b w:val="0"/>
+                <w:color w:val="2C2114"/>
+                <w:sz w:val="18"/>
+              </w:rPr>
+            </w:r>
+          </w:p>
+        </w:tc>
+        <w:tc>
+          <w:tcPr>
+            <w:tcW w:type="dxa" w:w="4200"/>
+            <w:tcBorders>
+              <w:top w:val="single" w:sz="4" w:space="0" w:color="B0C8E0"/>
+              <w:left w:val="single" w:sz="4" w:space="0" w:color="B0C8E0"/>
+              <w:bottom w:val="single" w:sz="4" w:space="0" w:color="B0C8E0"/>
+              <w:right w:val="single" w:sz="4" w:space="0" w:color="B0C8E0"/>
+            </w:tcBorders>
+          </w:tcPr>
+          <w:p>
+            <w:pPr>
+              <w:jc w:val="center"/>
+            </w:pPr>
+            <w:r/>
+            <w:r>
+              <w:rPr>
+                <w:rFonts w:ascii="맑은 고딕" w:hAnsi="맑은 고딕" w:eastAsia="맑은 고딕" w:cs="맑은 고딕"/>
+                <w:b w:val="0"/>
+                <w:color w:val="2C2114"/>
+                <w:sz w:val="18"/>
+              </w:rPr>
+            </w:r>
+          </w:p>
+        </w:tc>
+        <w:tc>
+          <w:tcPr>
+            <w:tcW w:type="dxa" w:w="1700"/>
+            <w:tcBorders>
+              <w:top w:val="single" w:sz="4" w:space="0" w:color="B0C8E0"/>
+              <w:left w:val="single" w:sz="4" w:space="0" w:color="B0C8E0"/>
+              <w:bottom w:val="single" w:sz="4" w:space="0" w:color="B0C8E0"/>
+              <w:right w:val="single" w:sz="4" w:space="0" w:color="B0C8E0"/>
+            </w:tcBorders>
+          </w:tcPr>
+          <w:p>
+            <w:pPr>
+              <w:jc w:val="center"/>
+            </w:pPr>
+            <w:r/>
+            <w:r>
+              <w:rPr>
+                <w:rFonts w:ascii="맑은 고딕" w:hAnsi="맑은 고딕" w:eastAsia="맑은 고딕" w:cs="맑은 고딕"/>
+                <w:b w:val="0"/>
+                <w:color w:val="2C2114"/>
+                <w:sz w:val="18"/>
+              </w:rPr>
+            </w:r>
+          </w:p>
+        </w:tc>
+        <w:tc>
+          <w:tcPr>
+            <w:tcW w:type="dxa" w:w="1700"/>
+            <w:tcBorders>
+              <w:top w:val="single" w:sz="4" w:space="0" w:color="B0C8E0"/>
+              <w:left w:val="single" w:sz="4" w:space="0" w:color="B0C8E0"/>
+              <w:bottom w:val="single" w:sz="4" w:space="0" w:color="B0C8E0"/>
+              <w:right w:val="single" w:sz="4" w:space="0" w:color="B0C8E0"/>
+            </w:tcBorders>
+          </w:tcPr>
+          <w:p>
+            <w:pPr>
+              <w:jc w:val="center"/>
+            </w:pPr>
+            <w:r/>
+            <w:r>
+              <w:rPr>
+                <w:rFonts w:ascii="맑은 고딕" w:hAnsi="맑은 고딕" w:eastAsia="맑은 고딕" w:cs="맑은 고딕"/>
+                <w:b w:val="0"/>
+                <w:color w:val="2C2114"/>
+                <w:sz w:val="18"/>
+              </w:rPr>
             </w:r>
           </w:p>
         </w:tc>
@@ -6254,9 +7070,6 @@
 <w:ftr xmlns:wpc="http://schemas.microsoft.com/office/word/2010/wordprocessingCanvas" xmlns:mc="http://schemas.openxmlformats.org/markup-compatibility/2006" xmlns:o="urn:schemas-microsoft-com:office:office" xmlns:r="http://schemas.openxmlformats.org/officeDocument/2006/relationships" xmlns:m="http://schemas.openxmlformats.org/officeDocument/2006/math" xmlns:v="urn:schemas-microsoft-com:vml" xmlns:wp14="http://schemas.microsoft.com/office/word/2010/wordprocessingDrawing" xmlns:wp="http://schemas.openxmlformats.org/drawingml/2006/wordprocessingDrawing" xmlns:w10="urn:schemas-microsoft-com:office:word" xmlns:w="http://schemas.openxmlformats.org/wordprocessingml/2006/main" xmlns:w14="http://schemas.microsoft.com/office/word/2010/wordml" xmlns:w15="http://schemas.microsoft.com/office/word/2012/wordml" xmlns:wpg="http://schemas.microsoft.com/office/word/2010/wordprocessingGroup" xmlns:wpi="http://schemas.microsoft.com/office/word/2010/wordprocessingInk" xmlns:wne="http://schemas.microsoft.com/office/word/2006/wordml" xmlns:wps="http://schemas.microsoft.com/office/word/2010/wordprocessingShape">
   <w:p>
     <w:pPr>
-      <w:pBdr>
-        <w:top w:val="single" w:color="B0C8E0" w:sz="4"/>
-      </w:pBdr>
       <w:spacing w:after="0" w:before="80"/>
     </w:pPr>
     <w:r>
@@ -6313,9 +7126,6 @@
 <w:hdr xmlns:wpc="http://schemas.microsoft.com/office/word/2010/wordprocessingCanvas" xmlns:mc="http://schemas.openxmlformats.org/markup-compatibility/2006" xmlns:o="urn:schemas-microsoft-com:office:office" xmlns:r="http://schemas.openxmlformats.org/officeDocument/2006/relationships" xmlns:m="http://schemas.openxmlformats.org/officeDocument/2006/math" xmlns:v="urn:schemas-microsoft-com:vml" xmlns:wp14="http://schemas.microsoft.com/office/word/2010/wordprocessingDrawing" xmlns:wp="http://schemas.openxmlformats.org/drawingml/2006/wordprocessingDrawing" xmlns:w10="urn:schemas-microsoft-com:office:word" xmlns:w="http://schemas.openxmlformats.org/wordprocessingml/2006/main" xmlns:w14="http://schemas.microsoft.com/office/word/2010/wordml" xmlns:w15="http://schemas.microsoft.com/office/word/2012/wordml" xmlns:wpg="http://schemas.microsoft.com/office/word/2010/wordprocessingGroup" xmlns:wpi="http://schemas.microsoft.com/office/word/2010/wordprocessingInk" xmlns:wne="http://schemas.microsoft.com/office/word/2006/wordml" xmlns:wps="http://schemas.microsoft.com/office/word/2010/wordprocessingShape" xmlns:cx="http://schemas.microsoft.com/office/drawing/2014/chartex" xmlns:cx1="http://schemas.microsoft.com/office/drawing/2015/9/8/chartex" xmlns:cx2="http://schemas.microsoft.com/office/drawing/2015/10/21/chartex" xmlns:cx3="http://schemas.microsoft.com/office/drawing/2016/5/9/chartex" xmlns:cx4="http://schemas.microsoft.com/office/drawing/2016/5/10/chartex" xmlns:cx5="http://schemas.microsoft.com/office/drawing/2016/5/11/chartex" xmlns:cx6="http://schemas.microsoft.com/office/drawing/2016/5/12/chartex" xmlns:cx7="http://schemas.microsoft.com/office/drawing/2016/5/13/chartex" xmlns:cx8="http://schemas.microsoft.com/office/drawing/2016/5/14/chartex" xmlns:w16cid="http://schemas.microsoft.com/office/word/2016/wordml/cid" xmlns:w16se="http://schemas.microsoft.com/office/word/2015/wordml/symex">
   <w:p>
     <w:pPr>
-      <w:pBdr>
-        <w:bottom w:val="single" w:color="C8714A" w:sz="4"/>
-      </w:pBdr>
       <w:spacing w:after="80" w:before="0"/>
     </w:pPr>
     <w:r>

--- a/DB/재정부/ADM-101_재정관리규정_사랑과평안의교회.docx
+++ b/DB/재정부/ADM-101_재정관리규정_사랑과평안의교회.docx
@@ -3080,7 +3080,7 @@
                 <w:sz w:val="17"/>
                 <w:szCs w:val="17"/>
               </w:rPr>
-              <w:t xml:space="preserve">12월</w:t>
+              <w:t>반기</w:t>
             </w:r>
           </w:p>
         </w:tc>
@@ -3142,7 +3142,7 @@
                 <w:sz w:val="17"/>
                 <w:szCs w:val="17"/>
               </w:rPr>
-              <w:t xml:space="preserve">감사위원 2인이 회계 감사 실시</w:t>
+              <w:t>감사위원 2인이 반기별 회계 감사 실시</w:t>
             </w:r>
           </w:p>
         </w:tc>
@@ -5380,7 +5380,7 @@
           <w:sz w:val="20"/>
           <w:szCs w:val="20"/>
         </w:rPr>
-        <w:t xml:space="preserve">① 감사는 연 1회(결산 감사)를 원칙으로 하되, 제직회 결의 또는 담임목사 요청에 따라 특별 감사를 실시할 수 있다.</w:t>
+        <w:t>① 감사는 반기 1회(정기 감사)를 원칙으로 하되, 제직회 결의 또는 담임목사 요청에 따라 특별 감사를 실시할 수 있다.</w:t>
       </w:r>
     </w:p>
     <w:p>

--- a/DB/재정부/ADM-101_재정관리규정_사랑과평안의교회.docx
+++ b/DB/재정부/ADM-101_재정관리규정_사랑과평안의교회.docx
@@ -1189,7 +1189,7 @@
           <w:sz w:val="20"/>
           <w:szCs w:val="20"/>
         </w:rPr>
-        <w:t xml:space="preserve">본 교회의 회계연도는 매년 1월 1일부터 12월 31일까지로 한다.</w:t>
+        <w:t>본 교회의 회계연도는 매년 12월 1일부터 다음 해 11월 30일까지로 한다.</w:t>
       </w:r>
     </w:p>
     <w:p>
@@ -2985,7 +2985,7 @@
                 <w:sz w:val="17"/>
                 <w:szCs w:val="17"/>
               </w:rPr>
-              <w:t xml:space="preserve">11월</w:t>
+              <w:t>12월</w:t>
             </w:r>
           </w:p>
         </w:tc>
@@ -5222,7 +5222,7 @@
           <w:sz w:val="20"/>
           <w:szCs w:val="20"/>
         </w:rPr>
-        <w:t xml:space="preserve">① 재정부는 회계연도 종료 후 2개월 이내(2월 말)에 연간 결산서를 작성한다.</w:t>
+        <w:t>① 재정부는 회계연도 종료 후 1개월 이내(12월 말)에 연간 결산서를 작성한다.</w:t>
       </w:r>
     </w:p>
     <w:p>
@@ -5254,7 +5254,7 @@
           <w:sz w:val="20"/>
           <w:szCs w:val="20"/>
         </w:rPr>
-        <w:t xml:space="preserve">③ 결산서는 감사위원회의 감사 후 3월 공동의회에서 보고 및 승인을 받는다.</w:t>
+        <w:t>③ 결산서는 감사위원회의 감사 후 1월 공동의회에서 보고 및 승인을 받는다.</w:t>
       </w:r>
     </w:p>
     <w:p>

--- a/DB/재정부/ADM-101_재정관리규정_사랑과평안의교회.docx
+++ b/DB/재정부/ADM-101_재정관리규정_사랑과평안의교회.docx
@@ -4960,7 +4960,7 @@
           <w:sz w:val="20"/>
           <w:szCs w:val="20"/>
         </w:rPr>
-        <w:t xml:space="preserve">① 기부금 영수증 발급 신청은 매년 1월 31일까지 서식(FIN-F03)으로 접수한다.</w:t>
+        <w:t>① 기부금 영수증 발급 신청은 매년 2월 말일까지 서식(FIN-F03)으로 접수한다.</w:t>
       </w:r>
     </w:p>
     <w:p>
